--- a/docx/05-trunking-inter-vlan/boletin-U05-avanzado.docx
+++ b/docx/05-trunking-inter-vlan/boletin-U05-avanzado.docx
@@ -15,6 +15,9 @@
             <w:pStyle w:val="TOCHeading"/>
           </w:pPr>
           <w:r>
+            <w:rPr>
+              <w:lang w:val="es-ES"/>
+            </w:rPr>
             <w:t xml:space="preserve">Table of Contents</w:t>
           </w:r>
         </w:p>
@@ -34,6 +37,9 @@
         <w:pStyle w:val="Heading1"/>
       </w:pPr>
       <w:r>
+        <w:rPr>
+          <w:lang w:val="es-ES"/>
+        </w:rPr>
         <w:t xml:space="preserve">Boletín UD5 — Avanzado</w:t>
       </w:r>
     </w:p>
@@ -44,6 +50,9 @@
         <w:pStyle w:val="Heading1"/>
       </w:pPr>
       <w:r>
+        <w:rPr>
+          <w:lang w:val="es-ES"/>
+        </w:rPr>
         <w:t xml:space="preserve">📝 Boletín UD5 — Avanzado</w:t>
       </w:r>
     </w:p>
@@ -52,6 +61,9 @@
         <w:pStyle w:val="BlockText"/>
       </w:pPr>
       <w:r>
+        <w:rPr>
+          <w:lang w:val="es-ES"/>
+        </w:rPr>
         <w:t xml:space="preserve">Ejercicios que requieren aplicar los conceptos de VLANs, trunks y routing de forma más profunda. En los difíciles tienes pista.</w:t>
       </w:r>
     </w:p>
@@ -68,6 +80,9 @@
         <w:pStyle w:val="Heading2"/>
       </w:pPr>
       <w:r>
+        <w:rPr>
+          <w:lang w:val="es-ES"/>
+        </w:rPr>
         <w:t xml:space="preserve">1. Configuración completa de VLANs</w:t>
       </w:r>
     </w:p>
@@ -76,6 +91,9 @@
         <w:pStyle w:val="FirstParagraph"/>
       </w:pPr>
       <w:r>
+        <w:rPr>
+          <w:lang w:val="es-ES"/>
+        </w:rPr>
         <w:t xml:space="preserve">Configura este escenario en Packet Tracer (o describe los comandos):</w:t>
       </w:r>
     </w:p>
@@ -91,13 +109,20 @@
         <w:rPr>
           <w:b/>
           <w:bCs/>
+          <w:lang w:val="es-ES"/>
         </w:rPr>
         <w:t xml:space="preserve">Switch1:</w:t>
       </w:r>
       <w:r>
+        <w:rPr>
+          <w:lang w:val="es-ES"/>
+        </w:rPr>
         <w:t xml:space="preserve"> </w:t>
       </w:r>
       <w:r>
+        <w:rPr>
+          <w:lang w:val="es-ES"/>
+        </w:rPr>
         <w:t xml:space="preserve">VLAN 10 (Ventas) puertos 1-5, VLAN 20 (RRHH) puertos 6-10</w:t>
       </w:r>
     </w:p>
@@ -113,13 +138,20 @@
         <w:rPr>
           <w:b/>
           <w:bCs/>
+          <w:lang w:val="es-ES"/>
         </w:rPr>
         <w:t xml:space="preserve">Switch2:</w:t>
       </w:r>
       <w:r>
+        <w:rPr>
+          <w:lang w:val="es-ES"/>
+        </w:rPr>
         <w:t xml:space="preserve"> </w:t>
       </w:r>
       <w:r>
+        <w:rPr>
+          <w:lang w:val="es-ES"/>
+        </w:rPr>
         <w:t xml:space="preserve">VLAN 10 puertos 1-5, VLAN 20 puertos 6-10</w:t>
       </w:r>
     </w:p>
@@ -135,13 +167,20 @@
         <w:rPr>
           <w:b/>
           <w:bCs/>
+          <w:lang w:val="es-ES"/>
         </w:rPr>
         <w:t xml:space="preserve">Trunk:</w:t>
       </w:r>
       <w:r>
+        <w:rPr>
+          <w:lang w:val="es-ES"/>
+        </w:rPr>
         <w:t xml:space="preserve"> </w:t>
       </w:r>
       <w:r>
+        <w:rPr>
+          <w:lang w:val="es-ES"/>
+        </w:rPr>
         <w:t xml:space="preserve">Switch1 Fa0/24 ↔ Switch2 Fa0/24</w:t>
       </w:r>
     </w:p>
@@ -157,13 +196,20 @@
         <w:rPr>
           <w:b/>
           <w:bCs/>
+          <w:lang w:val="es-ES"/>
         </w:rPr>
         <w:t xml:space="preserve">Router:</w:t>
       </w:r>
       <w:r>
+        <w:rPr>
+          <w:lang w:val="es-ES"/>
+        </w:rPr>
         <w:t xml:space="preserve"> </w:t>
       </w:r>
       <w:r>
+        <w:rPr>
+          <w:lang w:val="es-ES"/>
+        </w:rPr>
         <w:t xml:space="preserve">Fa0/0 conectado a Switch1 Fa0/23, subinterfaces para VLAN 10 y 20</w:t>
       </w:r>
     </w:p>
@@ -172,6 +218,9 @@
         <w:pStyle w:val="FirstParagraph"/>
       </w:pPr>
       <w:r>
+        <w:rPr>
+          <w:lang w:val="es-ES"/>
+        </w:rPr>
         <w:t xml:space="preserve">Escribe la configuración completa del router y ambos switches.</w:t>
       </w:r>
     </w:p>
@@ -182,6 +231,9 @@
         <w:pStyle w:val="Heading2"/>
       </w:pPr>
       <w:r>
+        <w:rPr>
+          <w:lang w:val="es-ES"/>
+        </w:rPr>
         <w:t xml:space="preserve">2. Diagnóstico de native VLAN</w:t>
       </w:r>
     </w:p>
@@ -190,6 +242,9 @@
         <w:pStyle w:val="FirstParagraph"/>
       </w:pPr>
       <w:r>
+        <w:rPr>
+          <w:lang w:val="es-ES"/>
+        </w:rPr>
         <w:t xml:space="preserve">Un administrador configura un trunk entre dos switches:</w:t>
       </w:r>
     </w:p>
@@ -200,6 +255,7 @@
       <w:r>
         <w:rPr>
           <w:rStyle w:val="VerbatimChar"/>
+          <w:lang w:val="es-ES"/>
         </w:rPr>
         <w:t xml:space="preserve">Switch1: native VLAN 99, allowed VLANs 10,20,30</w:t>
       </w:r>
@@ -209,6 +265,7 @@
       <w:r>
         <w:rPr>
           <w:rStyle w:val="VerbatimChar"/>
+          <w:lang w:val="es-ES"/>
         </w:rPr>
         <w:t xml:space="preserve">Switch2: native VLAN 1,  allowed VLANs 10,20,30</w:t>
       </w:r>
@@ -222,6 +279,9 @@
         </w:numPr>
       </w:pPr>
       <w:r>
+        <w:rPr>
+          <w:lang w:val="es-ES"/>
+        </w:rPr>
         <w:t xml:space="preserve">¿Qué problemas puede causar esta discrepancia?</w:t>
       </w:r>
     </w:p>
@@ -234,6 +294,9 @@
         </w:numPr>
       </w:pPr>
       <w:r>
+        <w:rPr>
+          <w:lang w:val="es-ES"/>
+        </w:rPr>
         <w:t xml:space="preserve">¿Qué comando usarías para diagnosticarlo?</w:t>
       </w:r>
     </w:p>
@@ -246,6 +309,9 @@
         </w:numPr>
       </w:pPr>
       <w:r>
+        <w:rPr>
+          <w:lang w:val="es-ES"/>
+        </w:rPr>
         <w:t xml:space="preserve">¿Cómo arreglarlo sin perder conectividad?</w:t>
       </w:r>
     </w:p>
@@ -257,22 +323,33 @@
         <w:rPr>
           <w:b/>
           <w:bCs/>
+          <w:lang w:val="es-ES"/>
         </w:rPr>
         <w:t xml:space="preserve">Pista:</w:t>
       </w:r>
       <w:r>
+        <w:rPr>
+          <w:lang w:val="es-ES"/>
+        </w:rPr>
         <w:t xml:space="preserve"> </w:t>
       </w:r>
       <w:r>
         <w:rPr>
           <w:rStyle w:val="VerbatimChar"/>
+          <w:lang w:val="es-ES"/>
         </w:rPr>
         <w:t xml:space="preserve">show interface trunk</w:t>
       </w:r>
       <w:r>
+        <w:rPr>
+          <w:lang w:val="es-ES"/>
+        </w:rPr>
         <w:t xml:space="preserve"> </w:t>
       </w:r>
       <w:r>
+        <w:rPr>
+          <w:lang w:val="es-ES"/>
+        </w:rPr>
         <w:t xml:space="preserve">muestra la native VLAN de cada extremo.</w:t>
       </w:r>
     </w:p>
@@ -283,6 +360,9 @@
         <w:pStyle w:val="Heading2"/>
       </w:pPr>
       <w:r>
+        <w:rPr>
+          <w:lang w:val="es-ES"/>
+        </w:rPr>
         <w:t xml:space="preserve">3. Diseño de VLANs corporativas</w:t>
       </w:r>
     </w:p>
@@ -291,6 +371,9 @@
         <w:pStyle w:val="FirstParagraph"/>
       </w:pPr>
       <w:r>
+        <w:rPr>
+          <w:lang w:val="es-ES"/>
+        </w:rPr>
         <w:t xml:space="preserve">Diseña la segmentación VLAN para una empresa con:</w:t>
       </w:r>
     </w:p>
@@ -306,6 +389,7 @@
         <w:rPr>
           <w:b/>
           <w:bCs/>
+          <w:lang w:val="es-ES"/>
         </w:rPr>
         <w:t xml:space="preserve">3 plantas:</w:t>
       </w:r>
@@ -319,6 +403,9 @@
         </w:numPr>
       </w:pPr>
       <w:r>
+        <w:rPr>
+          <w:lang w:val="es-ES"/>
+        </w:rPr>
         <w:t xml:space="preserve">Planta baja: Recepción (5 PCs) + Sala servidores (10 servidores)</w:t>
       </w:r>
     </w:p>
@@ -331,6 +418,9 @@
         </w:numPr>
       </w:pPr>
       <w:r>
+        <w:rPr>
+          <w:lang w:val="es-ES"/>
+        </w:rPr>
         <w:t xml:space="preserve">Planta 1: Ventas (30 PCs) + Marketing (15 PCs)</w:t>
       </w:r>
     </w:p>
@@ -343,6 +433,9 @@
         </w:numPr>
       </w:pPr>
       <w:r>
+        <w:rPr>
+          <w:lang w:val="es-ES"/>
+        </w:rPr>
         <w:t xml:space="preserve">Planta 2: IT (20 PCs) + Dirección (5 PCs)</w:t>
       </w:r>
     </w:p>
@@ -358,6 +451,7 @@
         <w:rPr>
           <w:b/>
           <w:bCs/>
+          <w:lang w:val="es-ES"/>
         </w:rPr>
         <w:t xml:space="preserve">Requisitos:</w:t>
       </w:r>
@@ -371,6 +465,9 @@
         </w:numPr>
       </w:pPr>
       <w:r>
+        <w:rPr>
+          <w:lang w:val="es-ES"/>
+        </w:rPr>
         <w:t xml:space="preserve">Cada departamento debe estar en VLAN separada</w:t>
       </w:r>
     </w:p>
@@ -383,6 +480,9 @@
         </w:numPr>
       </w:pPr>
       <w:r>
+        <w:rPr>
+          <w:lang w:val="es-ES"/>
+        </w:rPr>
         <w:t xml:space="preserve">Los servidores están en VLAN propia</w:t>
       </w:r>
     </w:p>
@@ -395,6 +495,9 @@
         </w:numPr>
       </w:pPr>
       <w:r>
+        <w:rPr>
+          <w:lang w:val="es-ES"/>
+        </w:rPr>
         <w:t xml:space="preserve">IT debe poder acceder a todas las VLANs (administración)</w:t>
       </w:r>
     </w:p>
@@ -407,6 +510,9 @@
         </w:numPr>
       </w:pPr>
       <w:r>
+        <w:rPr>
+          <w:lang w:val="es-ES"/>
+        </w:rPr>
         <w:t xml:space="preserve">Dirección solo accede a su VLAN y a servidores</w:t>
       </w:r>
     </w:p>
@@ -419,6 +525,9 @@
         </w:numPr>
       </w:pPr>
       <w:r>
+        <w:rPr>
+          <w:lang w:val="es-ES"/>
+        </w:rPr>
         <w:t xml:space="preserve">Propón una tabla de VLANs (ID, nombre, puertos)</w:t>
       </w:r>
     </w:p>
@@ -431,6 +540,9 @@
         </w:numPr>
       </w:pPr>
       <w:r>
+        <w:rPr>
+          <w:lang w:val="es-ES"/>
+        </w:rPr>
         <w:t xml:space="preserve">¿Dónde pones el router-on-a-stick? ¿Y si usas switch capa 3?</w:t>
       </w:r>
     </w:p>
@@ -443,6 +555,9 @@
         </w:numPr>
       </w:pPr>
       <w:r>
+        <w:rPr>
+          <w:lang w:val="es-ES"/>
+        </w:rPr>
         <w:t xml:space="preserve">¿Qué VLANs permites en cada trunk?</w:t>
       </w:r>
     </w:p>
@@ -455,6 +570,9 @@
         </w:numPr>
       </w:pPr>
       <w:r>
+        <w:rPr>
+          <w:lang w:val="es-ES"/>
+        </w:rPr>
         <w:t xml:space="preserve">¿Con qué ACLs limitas el acceso de Dirección?</w:t>
       </w:r>
     </w:p>
@@ -465,6 +583,9 @@
         <w:pStyle w:val="Heading2"/>
       </w:pPr>
       <w:r>
+        <w:rPr>
+          <w:lang w:val="es-ES"/>
+        </w:rPr>
         <w:t xml:space="preserve">4. VTP disaster recovery</w:t>
       </w:r>
     </w:p>
@@ -473,6 +594,9 @@
         <w:pStyle w:val="FirstParagraph"/>
       </w:pPr>
       <w:r>
+        <w:rPr>
+          <w:lang w:val="es-ES"/>
+        </w:rPr>
         <w:t xml:space="preserve">Un administrador conecta un switch con VTP server y revision number 500 a una red donde el server actual tiene revision 100. En 2 segundos, todas las VLANs de la red desaparecen.</w:t>
       </w:r>
     </w:p>
@@ -485,6 +609,9 @@
         </w:numPr>
       </w:pPr>
       <w:r>
+        <w:rPr>
+          <w:lang w:val="es-ES"/>
+        </w:rPr>
         <w:t xml:space="preserve">¿Por qué ocurrió?</w:t>
       </w:r>
     </w:p>
@@ -497,6 +624,9 @@
         </w:numPr>
       </w:pPr>
       <w:r>
+        <w:rPr>
+          <w:lang w:val="es-ES"/>
+        </w:rPr>
         <w:t xml:space="preserve">¿Cómo recuperas la red?</w:t>
       </w:r>
     </w:p>
@@ -509,6 +639,9 @@
         </w:numPr>
       </w:pPr>
       <w:r>
+        <w:rPr>
+          <w:lang w:val="es-ES"/>
+        </w:rPr>
         <w:t xml:space="preserve">¿Qué medidas preventivas tomarías para evitar que vuelva a ocurrir?</w:t>
       </w:r>
     </w:p>
@@ -520,13 +653,20 @@
         <w:rPr>
           <w:b/>
           <w:bCs/>
+          <w:lang w:val="es-ES"/>
         </w:rPr>
         <w:t xml:space="preserve">Pista:</w:t>
       </w:r>
       <w:r>
+        <w:rPr>
+          <w:lang w:val="es-ES"/>
+        </w:rPr>
         <w:t xml:space="preserve"> </w:t>
       </w:r>
       <w:r>
+        <w:rPr>
+          <w:lang w:val="es-ES"/>
+        </w:rPr>
         <w:t xml:space="preserve">VTP propaga la base de datos del switch con mayor revision number.</w:t>
       </w:r>
     </w:p>
@@ -537,6 +677,9 @@
         <w:pStyle w:val="Heading2"/>
       </w:pPr>
       <w:r>
+        <w:rPr>
+          <w:lang w:val="es-ES"/>
+        </w:rPr>
         <w:t xml:space="preserve">5. Router-on-a-stick: cuello de botella</w:t>
       </w:r>
     </w:p>
@@ -545,6 +688,9 @@
         <w:pStyle w:val="FirstParagraph"/>
       </w:pPr>
       <w:r>
+        <w:rPr>
+          <w:lang w:val="es-ES"/>
+        </w:rPr>
         <w:t xml:space="preserve">Un router-on-a-stick con interfaz FastEthernet (100 Mbps) atiende 4 VLANs. Cada VLAN genera 30 Mbps de tráfico.</w:t>
       </w:r>
     </w:p>
@@ -557,6 +703,9 @@
         </w:numPr>
       </w:pPr>
       <w:r>
+        <w:rPr>
+          <w:lang w:val="es-ES"/>
+        </w:rPr>
         <w:t xml:space="preserve">¿Hay cuello de botella? Calcula el tráfico total.</w:t>
       </w:r>
     </w:p>
@@ -569,6 +718,9 @@
         </w:numPr>
       </w:pPr>
       <w:r>
+        <w:rPr>
+          <w:lang w:val="es-ES"/>
+        </w:rPr>
         <w:t xml:space="preserve">¿Qué alternativa propones si el tráfico crece al doble?</w:t>
       </w:r>
     </w:p>
@@ -581,6 +733,9 @@
         </w:numPr>
       </w:pPr>
       <w:r>
+        <w:rPr>
+          <w:lang w:val="es-ES"/>
+        </w:rPr>
         <w:t xml:space="preserve">¿Cómo cambia el escenario con una interfaz GigabitEthernet?</w:t>
       </w:r>
     </w:p>
@@ -591,6 +746,9 @@
         <w:pStyle w:val="Heading2"/>
       </w:pPr>
       <w:r>
+        <w:rPr>
+          <w:lang w:val="es-ES"/>
+        </w:rPr>
         <w:t xml:space="preserve">6. Seguridad en VLANs</w:t>
       </w:r>
     </w:p>
@@ -599,6 +757,9 @@
         <w:pStyle w:val="FirstParagraph"/>
       </w:pPr>
       <w:r>
+        <w:rPr>
+          <w:lang w:val="es-ES"/>
+        </w:rPr>
         <w:t xml:space="preserve">Enumera 3 riesgos de seguridad específicos de VLANs y cómo mitigarlos:</w:t>
       </w:r>
     </w:p>
@@ -623,6 +784,9 @@
               <w:pStyle w:val="Compact"/>
             </w:pPr>
             <w:r>
+              <w:rPr>
+                <w:lang w:val="es-ES"/>
+              </w:rPr>
               <w:t xml:space="preserve">Riesgo</w:t>
             </w:r>
           </w:p>
@@ -634,6 +798,9 @@
               <w:pStyle w:val="Compact"/>
             </w:pPr>
             <w:r>
+              <w:rPr>
+                <w:lang w:val="es-ES"/>
+              </w:rPr>
               <w:t xml:space="preserve">Mitigación</w:t>
             </w:r>
           </w:p>
@@ -647,6 +814,9 @@
               <w:pStyle w:val="Compact"/>
             </w:pPr>
             <w:r>
+              <w:rPr>
+                <w:lang w:val="es-ES"/>
+              </w:rPr>
               <w:t xml:space="preserve">1.</w:t>
             </w:r>
           </w:p>
@@ -668,6 +838,9 @@
               <w:pStyle w:val="Compact"/>
             </w:pPr>
             <w:r>
+              <w:rPr>
+                <w:lang w:val="es-ES"/>
+              </w:rPr>
               <w:t xml:space="preserve">2.</w:t>
             </w:r>
           </w:p>
@@ -689,6 +862,9 @@
               <w:pStyle w:val="Compact"/>
             </w:pPr>
             <w:r>
+              <w:rPr>
+                <w:lang w:val="es-ES"/>
+              </w:rPr>
               <w:t xml:space="preserve">3.</w:t>
             </w:r>
           </w:p>
@@ -711,13 +887,20 @@
         <w:rPr>
           <w:b/>
           <w:bCs/>
+          <w:lang w:val="es-ES"/>
         </w:rPr>
         <w:t xml:space="preserve">Pista:</w:t>
       </w:r>
       <w:r>
+        <w:rPr>
+          <w:lang w:val="es-ES"/>
+        </w:rPr>
         <w:t xml:space="preserve"> </w:t>
       </w:r>
       <w:r>
+        <w:rPr>
+          <w:lang w:val="es-ES"/>
+        </w:rPr>
         <w:t xml:space="preserve">Piensa en DTP, native VLAN, VTP, VLAN hopping, etc.</w:t>
       </w:r>
     </w:p>
@@ -728,6 +911,9 @@
         <w:pStyle w:val="Heading2"/>
       </w:pPr>
       <w:r>
+        <w:rPr>
+          <w:lang w:val="es-ES"/>
+        </w:rPr>
         <w:t xml:space="preserve">7. VLAN hopping y hardening</w:t>
       </w:r>
     </w:p>
@@ -740,22 +926,35 @@
         </w:numPr>
       </w:pPr>
       <w:r>
+        <w:rPr>
+          <w:lang w:val="es-ES"/>
+        </w:rPr>
         <w:t xml:space="preserve">Describe</w:t>
       </w:r>
       <w:r>
+        <w:rPr>
+          <w:lang w:val="es-ES"/>
+        </w:rPr>
         <w:t xml:space="preserve"> </w:t>
       </w:r>
       <w:r>
         <w:rPr>
           <w:b/>
           <w:bCs/>
+          <w:lang w:val="es-ES"/>
         </w:rPr>
         <w:t xml:space="preserve">3 vectores de ataque</w:t>
       </w:r>
       <w:r>
+        <w:rPr>
+          <w:lang w:val="es-ES"/>
+        </w:rPr>
         <w:t xml:space="preserve"> </w:t>
       </w:r>
       <w:r>
+        <w:rPr>
+          <w:lang w:val="es-ES"/>
+        </w:rPr>
         <w:t xml:space="preserve">que permiten a un atacante salirse de su VLAN (VLAN hopping), explicando cómo funciona cada uno.</w:t>
       </w:r>
     </w:p>
@@ -768,22 +967,35 @@
         </w:numPr>
       </w:pPr>
       <w:r>
+        <w:rPr>
+          <w:lang w:val="es-ES"/>
+        </w:rPr>
         <w:t xml:space="preserve">Propón</w:t>
       </w:r>
       <w:r>
+        <w:rPr>
+          <w:lang w:val="es-ES"/>
+        </w:rPr>
         <w:t xml:space="preserve"> </w:t>
       </w:r>
       <w:r>
         <w:rPr>
           <w:b/>
           <w:bCs/>
+          <w:lang w:val="es-ES"/>
         </w:rPr>
         <w:t xml:space="preserve">3 mitigaciones concretas</w:t>
       </w:r>
       <w:r>
+        <w:rPr>
+          <w:lang w:val="es-ES"/>
+        </w:rPr>
         <w:t xml:space="preserve"> </w:t>
       </w:r>
       <w:r>
+        <w:rPr>
+          <w:lang w:val="es-ES"/>
+        </w:rPr>
         <w:t xml:space="preserve">de hardening con sus comandos.</w:t>
       </w:r>
     </w:p>
@@ -795,37 +1007,58 @@
         <w:rPr>
           <w:b/>
           <w:bCs/>
+          <w:lang w:val="es-ES"/>
         </w:rPr>
         <w:t xml:space="preserve">Pista:</w:t>
       </w:r>
       <w:r>
+        <w:rPr>
+          <w:lang w:val="es-ES"/>
+        </w:rPr>
         <w:t xml:space="preserve"> </w:t>
       </w:r>
       <w:r>
+        <w:rPr>
+          <w:lang w:val="es-ES"/>
+        </w:rPr>
         <w:t xml:space="preserve">piensa en DTP/negociación de trunks, en el double tagging sobre la native VLAN y en el etiquetado 802.1Q aplicado a tramas que no deberían llevarlo. Las mitigaciones están en el punto 7 de seguridad:</w:t>
       </w:r>
       <w:r>
+        <w:rPr>
+          <w:lang w:val="es-ES"/>
+        </w:rPr>
         <w:t xml:space="preserve"> </w:t>
       </w:r>
       <w:r>
         <w:rPr>
           <w:rStyle w:val="VerbatimChar"/>
+          <w:lang w:val="es-ES"/>
         </w:rPr>
         <w:t xml:space="preserve">switchport nonegotiate</w:t>
       </w:r>
       <w:r>
+        <w:rPr>
+          <w:lang w:val="es-ES"/>
+        </w:rPr>
         <w:t xml:space="preserve">, native VLAN ≠ 1,</w:t>
       </w:r>
       <w:r>
+        <w:rPr>
+          <w:lang w:val="es-ES"/>
+        </w:rPr>
         <w:t xml:space="preserve"> </w:t>
       </w:r>
       <w:r>
         <w:rPr>
           <w:rStyle w:val="VerbatimChar"/>
+          <w:lang w:val="es-ES"/>
         </w:rPr>
         <w:t xml:space="preserve">allowed vlan</w:t>
       </w:r>
       <w:r>
+        <w:rPr>
+          <w:lang w:val="es-ES"/>
+        </w:rPr>
         <w:t xml:space="preserve">, VTP.</w:t>
       </w:r>
     </w:p>
@@ -836,6 +1069,9 @@
         <w:pStyle w:val="Heading2"/>
       </w:pPr>
       <w:r>
+        <w:rPr>
+          <w:lang w:val="es-ES"/>
+        </w:rPr>
         <w:t xml:space="preserve">8. Inter-VLAN con SVI paso a paso</w:t>
       </w:r>
     </w:p>
@@ -844,22 +1080,35 @@
         <w:pStyle w:val="FirstParagraph"/>
       </w:pPr>
       <w:r>
+        <w:rPr>
+          <w:lang w:val="es-ES"/>
+        </w:rPr>
         <w:t xml:space="preserve">Escribe la configuración completa que necesita un</w:t>
       </w:r>
       <w:r>
+        <w:rPr>
+          <w:lang w:val="es-ES"/>
+        </w:rPr>
         <w:t xml:space="preserve"> </w:t>
       </w:r>
       <w:r>
         <w:rPr>
           <w:b/>
           <w:bCs/>
+          <w:lang w:val="es-ES"/>
         </w:rPr>
         <w:t xml:space="preserve">switch capa 3</w:t>
       </w:r>
       <w:r>
+        <w:rPr>
+          <w:lang w:val="es-ES"/>
+        </w:rPr>
         <w:t xml:space="preserve"> </w:t>
       </w:r>
       <w:r>
+        <w:rPr>
+          <w:lang w:val="es-ES"/>
+        </w:rPr>
         <w:t xml:space="preserve">(por ejemplo un 3560) para enrutar entre 3 VLANs (10 Ventas → 192.168.10.0/24, 20 RRHH → 192.168.20.0/24, 30 IT → 192.168.30.0/24), asumiendo que los puertos access ya están asignados.</w:t>
       </w:r>
     </w:p>
@@ -868,6 +1117,9 @@
         <w:pStyle w:val="BodyText"/>
       </w:pPr>
       <w:r>
+        <w:rPr>
+          <w:lang w:val="es-ES"/>
+        </w:rPr>
         <w:t xml:space="preserve">Incluye:</w:t>
       </w:r>
     </w:p>
@@ -880,6 +1132,9 @@
         </w:numPr>
       </w:pPr>
       <w:r>
+        <w:rPr>
+          <w:lang w:val="es-ES"/>
+        </w:rPr>
         <w:t xml:space="preserve">La creación de las VLANs con nombre.</w:t>
       </w:r>
     </w:p>
@@ -892,6 +1147,9 @@
         </w:numPr>
       </w:pPr>
       <w:r>
+        <w:rPr>
+          <w:lang w:val="es-ES"/>
+        </w:rPr>
         <w:t xml:space="preserve">El comando que activa el routing global.</w:t>
       </w:r>
     </w:p>
@@ -904,18 +1162,28 @@
         </w:numPr>
       </w:pPr>
       <w:r>
+        <w:rPr>
+          <w:lang w:val="es-ES"/>
+        </w:rPr>
         <w:t xml:space="preserve">Los tres SVIs con su IP y</w:t>
       </w:r>
       <w:r>
+        <w:rPr>
+          <w:lang w:val="es-ES"/>
+        </w:rPr>
         <w:t xml:space="preserve"> </w:t>
       </w:r>
       <w:r>
         <w:rPr>
           <w:rStyle w:val="VerbatimChar"/>
+          <w:lang w:val="es-ES"/>
         </w:rPr>
         <w:t xml:space="preserve">no shutdown</w:t>
       </w:r>
       <w:r>
+        <w:rPr>
+          <w:lang w:val="es-ES"/>
+        </w:rPr>
         <w:t xml:space="preserve">.</w:t>
       </w:r>
     </w:p>
@@ -928,6 +1196,9 @@
         </w:numPr>
       </w:pPr>
       <w:r>
+        <w:rPr>
+          <w:lang w:val="es-ES"/>
+        </w:rPr>
         <w:t xml:space="preserve">El gateway que debe tener cada PC de cada VLAN.</w:t>
       </w:r>
     </w:p>
@@ -939,49 +1210,77 @@
         <w:rPr>
           <w:b/>
           <w:bCs/>
+          <w:lang w:val="es-ES"/>
         </w:rPr>
         <w:t xml:space="preserve">Pista:</w:t>
       </w:r>
       <w:r>
+        <w:rPr>
+          <w:lang w:val="es-ES"/>
+        </w:rPr>
         <w:t xml:space="preserve"> </w:t>
       </w:r>
       <w:r>
+        <w:rPr>
+          <w:lang w:val="es-ES"/>
+        </w:rPr>
         <w:t xml:space="preserve">el orden de los comandos importa: primero</w:t>
       </w:r>
       <w:r>
+        <w:rPr>
+          <w:lang w:val="es-ES"/>
+        </w:rPr>
         <w:t xml:space="preserve"> </w:t>
       </w:r>
       <w:r>
         <w:rPr>
           <w:rStyle w:val="VerbatimChar"/>
+          <w:lang w:val="es-ES"/>
         </w:rPr>
         <w:t xml:space="preserve">ip routing</w:t>
       </w:r>
       <w:r>
+        <w:rPr>
+          <w:lang w:val="es-ES"/>
+        </w:rPr>
         <w:t xml:space="preserve">, después cada</w:t>
       </w:r>
       <w:r>
+        <w:rPr>
+          <w:lang w:val="es-ES"/>
+        </w:rPr>
         <w:t xml:space="preserve"> </w:t>
       </w:r>
       <w:r>
         <w:rPr>
           <w:rStyle w:val="VerbatimChar"/>
+          <w:lang w:val="es-ES"/>
         </w:rPr>
         <w:t xml:space="preserve">interface vlan X</w:t>
       </w:r>
       <w:r>
+        <w:rPr>
+          <w:lang w:val="es-ES"/>
+        </w:rPr>
         <w:t xml:space="preserve">. Sin</w:t>
       </w:r>
       <w:r>
+        <w:rPr>
+          <w:lang w:val="es-ES"/>
+        </w:rPr>
         <w:t xml:space="preserve"> </w:t>
       </w:r>
       <w:r>
         <w:rPr>
           <w:rStyle w:val="VerbatimChar"/>
+          <w:lang w:val="es-ES"/>
         </w:rPr>
         <w:t xml:space="preserve">ip routing</w:t>
       </w:r>
       <w:r>
+        <w:rPr>
+          <w:lang w:val="es-ES"/>
+        </w:rPr>
         <w:t xml:space="preserve">, los SVIs existen pero no enrutan. El gateway de cada VLAN es la IP del SVI de esa VLAN.</w:t>
       </w:r>
     </w:p>

--- a/docx/05-trunking-inter-vlan/boletin-U05-avanzado.docx
+++ b/docx/05-trunking-inter-vlan/boletin-U05-avanzado.docx
@@ -15,9 +15,6 @@
             <w:pStyle w:val="TOCHeading"/>
           </w:pPr>
           <w:r>
-            <w:rPr>
-              <w:lang w:val="es-ES"/>
-            </w:rPr>
             <w:t xml:space="preserve">Table of Contents</w:t>
           </w:r>
         </w:p>
@@ -37,22 +34,16 @@
         <w:pStyle w:val="Heading1"/>
       </w:pPr>
       <w:r>
-        <w:rPr>
-          <w:lang w:val="es-ES"/>
-        </w:rPr>
         <w:t xml:space="preserve">Boletín UD5 — Avanzado</w:t>
       </w:r>
     </w:p>
     <w:bookmarkEnd w:id="9"/>
-    <w:bookmarkStart w:id="18" w:name="boletín-ud5-avanzado-1"/>
+    <w:bookmarkStart w:id="19" w:name="boletín-ud5-avanzado-1"/>
     <w:p>
       <w:pPr>
         <w:pStyle w:val="Heading1"/>
       </w:pPr>
       <w:r>
-        <w:rPr>
-          <w:lang w:val="es-ES"/>
-        </w:rPr>
         <w:t xml:space="preserve">📝 Boletín UD5 — Avanzado</w:t>
       </w:r>
     </w:p>
@@ -61,9 +52,6 @@
         <w:pStyle w:val="BlockText"/>
       </w:pPr>
       <w:r>
-        <w:rPr>
-          <w:lang w:val="es-ES"/>
-        </w:rPr>
         <w:t xml:space="preserve">Ejercicios que requieren aplicar los conceptos de VLANs, trunks y routing de forma más profunda. En los difíciles tienes pista.</w:t>
       </w:r>
     </w:p>
@@ -80,9 +68,6 @@
         <w:pStyle w:val="Heading2"/>
       </w:pPr>
       <w:r>
-        <w:rPr>
-          <w:lang w:val="es-ES"/>
-        </w:rPr>
         <w:t xml:space="preserve">1. Configuración completa de VLANs</w:t>
       </w:r>
     </w:p>
@@ -91,9 +76,6 @@
         <w:pStyle w:val="FirstParagraph"/>
       </w:pPr>
       <w:r>
-        <w:rPr>
-          <w:lang w:val="es-ES"/>
-        </w:rPr>
         <w:t xml:space="preserve">Configura este escenario en Packet Tracer (o describe los comandos):</w:t>
       </w:r>
     </w:p>
@@ -109,20 +91,13 @@
         <w:rPr>
           <w:b/>
           <w:bCs/>
-          <w:lang w:val="es-ES"/>
         </w:rPr>
         <w:t xml:space="preserve">Switch1:</w:t>
       </w:r>
       <w:r>
-        <w:rPr>
-          <w:lang w:val="es-ES"/>
-        </w:rPr>
-        <w:t xml:space="preserve"> </w:t>
-      </w:r>
-      <w:r>
-        <w:rPr>
-          <w:lang w:val="es-ES"/>
-        </w:rPr>
+        <w:t xml:space="preserve"> </w:t>
+      </w:r>
+      <w:r>
         <w:t xml:space="preserve">VLAN 10 (Ventas) puertos 1-5, VLAN 20 (RRHH) puertos 6-10</w:t>
       </w:r>
     </w:p>
@@ -138,20 +113,13 @@
         <w:rPr>
           <w:b/>
           <w:bCs/>
-          <w:lang w:val="es-ES"/>
         </w:rPr>
         <w:t xml:space="preserve">Switch2:</w:t>
       </w:r>
       <w:r>
-        <w:rPr>
-          <w:lang w:val="es-ES"/>
-        </w:rPr>
-        <w:t xml:space="preserve"> </w:t>
-      </w:r>
-      <w:r>
-        <w:rPr>
-          <w:lang w:val="es-ES"/>
-        </w:rPr>
+        <w:t xml:space="preserve"> </w:t>
+      </w:r>
+      <w:r>
         <w:t xml:space="preserve">VLAN 10 puertos 1-5, VLAN 20 puertos 6-10</w:t>
       </w:r>
     </w:p>
@@ -167,20 +135,13 @@
         <w:rPr>
           <w:b/>
           <w:bCs/>
-          <w:lang w:val="es-ES"/>
         </w:rPr>
         <w:t xml:space="preserve">Trunk:</w:t>
       </w:r>
       <w:r>
-        <w:rPr>
-          <w:lang w:val="es-ES"/>
-        </w:rPr>
-        <w:t xml:space="preserve"> </w:t>
-      </w:r>
-      <w:r>
-        <w:rPr>
-          <w:lang w:val="es-ES"/>
-        </w:rPr>
+        <w:t xml:space="preserve"> </w:t>
+      </w:r>
+      <w:r>
         <w:t xml:space="preserve">Switch1 Fa0/24 ↔ Switch2 Fa0/24</w:t>
       </w:r>
     </w:p>
@@ -196,20 +157,13 @@
         <w:rPr>
           <w:b/>
           <w:bCs/>
-          <w:lang w:val="es-ES"/>
         </w:rPr>
         <w:t xml:space="preserve">Router:</w:t>
       </w:r>
       <w:r>
-        <w:rPr>
-          <w:lang w:val="es-ES"/>
-        </w:rPr>
-        <w:t xml:space="preserve"> </w:t>
-      </w:r>
-      <w:r>
-        <w:rPr>
-          <w:lang w:val="es-ES"/>
-        </w:rPr>
+        <w:t xml:space="preserve"> </w:t>
+      </w:r>
+      <w:r>
         <w:t xml:space="preserve">Fa0/0 conectado a Switch1 Fa0/23, subinterfaces para VLAN 10 y 20</w:t>
       </w:r>
     </w:p>
@@ -218,9 +172,6 @@
         <w:pStyle w:val="FirstParagraph"/>
       </w:pPr>
       <w:r>
-        <w:rPr>
-          <w:lang w:val="es-ES"/>
-        </w:rPr>
         <w:t xml:space="preserve">Escribe la configuración completa del router y ambos switches.</w:t>
       </w:r>
     </w:p>
@@ -231,9 +182,6 @@
         <w:pStyle w:val="Heading2"/>
       </w:pPr>
       <w:r>
-        <w:rPr>
-          <w:lang w:val="es-ES"/>
-        </w:rPr>
         <w:t xml:space="preserve">2. Diagnóstico de native VLAN</w:t>
       </w:r>
     </w:p>
@@ -242,9 +190,6 @@
         <w:pStyle w:val="FirstParagraph"/>
       </w:pPr>
       <w:r>
-        <w:rPr>
-          <w:lang w:val="es-ES"/>
-        </w:rPr>
         <w:t xml:space="preserve">Un administrador configura un trunk entre dos switches:</w:t>
       </w:r>
     </w:p>
@@ -255,7 +200,6 @@
       <w:r>
         <w:rPr>
           <w:rStyle w:val="VerbatimChar"/>
-          <w:lang w:val="es-ES"/>
         </w:rPr>
         <w:t xml:space="preserve">Switch1: native VLAN 99, allowed VLANs 10,20,30</w:t>
       </w:r>
@@ -265,7 +209,6 @@
       <w:r>
         <w:rPr>
           <w:rStyle w:val="VerbatimChar"/>
-          <w:lang w:val="es-ES"/>
         </w:rPr>
         <w:t xml:space="preserve">Switch2: native VLAN 1,  allowed VLANs 10,20,30</w:t>
       </w:r>
@@ -279,9 +222,6 @@
         </w:numPr>
       </w:pPr>
       <w:r>
-        <w:rPr>
-          <w:lang w:val="es-ES"/>
-        </w:rPr>
         <w:t xml:space="preserve">¿Qué problemas puede causar esta discrepancia?</w:t>
       </w:r>
     </w:p>
@@ -294,9 +234,6 @@
         </w:numPr>
       </w:pPr>
       <w:r>
-        <w:rPr>
-          <w:lang w:val="es-ES"/>
-        </w:rPr>
         <w:t xml:space="preserve">¿Qué comando usarías para diagnosticarlo?</w:t>
       </w:r>
     </w:p>
@@ -309,9 +246,6 @@
         </w:numPr>
       </w:pPr>
       <w:r>
-        <w:rPr>
-          <w:lang w:val="es-ES"/>
-        </w:rPr>
         <w:t xml:space="preserve">¿Cómo arreglarlo sin perder conectividad?</w:t>
       </w:r>
     </w:p>
@@ -323,33 +257,22 @@
         <w:rPr>
           <w:b/>
           <w:bCs/>
-          <w:lang w:val="es-ES"/>
         </w:rPr>
         <w:t xml:space="preserve">Pista:</w:t>
       </w:r>
       <w:r>
-        <w:rPr>
-          <w:lang w:val="es-ES"/>
-        </w:rPr>
         <w:t xml:space="preserve"> </w:t>
       </w:r>
       <w:r>
         <w:rPr>
           <w:rStyle w:val="VerbatimChar"/>
-          <w:lang w:val="es-ES"/>
         </w:rPr>
         <w:t xml:space="preserve">show interface trunk</w:t>
       </w:r>
       <w:r>
-        <w:rPr>
-          <w:lang w:val="es-ES"/>
-        </w:rPr>
-        <w:t xml:space="preserve"> </w:t>
-      </w:r>
-      <w:r>
-        <w:rPr>
-          <w:lang w:val="es-ES"/>
-        </w:rPr>
+        <w:t xml:space="preserve"> </w:t>
+      </w:r>
+      <w:r>
         <w:t xml:space="preserve">muestra la native VLAN de cada extremo.</w:t>
       </w:r>
     </w:p>
@@ -360,9 +283,6 @@
         <w:pStyle w:val="Heading2"/>
       </w:pPr>
       <w:r>
-        <w:rPr>
-          <w:lang w:val="es-ES"/>
-        </w:rPr>
         <w:t xml:space="preserve">3. Diseño de VLANs corporativas</w:t>
       </w:r>
     </w:p>
@@ -371,9 +291,6 @@
         <w:pStyle w:val="FirstParagraph"/>
       </w:pPr>
       <w:r>
-        <w:rPr>
-          <w:lang w:val="es-ES"/>
-        </w:rPr>
         <w:t xml:space="preserve">Diseña la segmentación VLAN para una empresa con:</w:t>
       </w:r>
     </w:p>
@@ -389,7 +306,6 @@
         <w:rPr>
           <w:b/>
           <w:bCs/>
-          <w:lang w:val="es-ES"/>
         </w:rPr>
         <w:t xml:space="preserve">3 plantas:</w:t>
       </w:r>
@@ -403,9 +319,6 @@
         </w:numPr>
       </w:pPr>
       <w:r>
-        <w:rPr>
-          <w:lang w:val="es-ES"/>
-        </w:rPr>
         <w:t xml:space="preserve">Planta baja: Recepción (5 PCs) + Sala servidores (10 servidores)</w:t>
       </w:r>
     </w:p>
@@ -418,9 +331,6 @@
         </w:numPr>
       </w:pPr>
       <w:r>
-        <w:rPr>
-          <w:lang w:val="es-ES"/>
-        </w:rPr>
         <w:t xml:space="preserve">Planta 1: Ventas (30 PCs) + Marketing (15 PCs)</w:t>
       </w:r>
     </w:p>
@@ -433,9 +343,6 @@
         </w:numPr>
       </w:pPr>
       <w:r>
-        <w:rPr>
-          <w:lang w:val="es-ES"/>
-        </w:rPr>
         <w:t xml:space="preserve">Planta 2: IT (20 PCs) + Dirección (5 PCs)</w:t>
       </w:r>
     </w:p>
@@ -451,7 +358,6 @@
         <w:rPr>
           <w:b/>
           <w:bCs/>
-          <w:lang w:val="es-ES"/>
         </w:rPr>
         <w:t xml:space="preserve">Requisitos:</w:t>
       </w:r>
@@ -465,9 +371,6 @@
         </w:numPr>
       </w:pPr>
       <w:r>
-        <w:rPr>
-          <w:lang w:val="es-ES"/>
-        </w:rPr>
         <w:t xml:space="preserve">Cada departamento debe estar en VLAN separada</w:t>
       </w:r>
     </w:p>
@@ -480,9 +383,6 @@
         </w:numPr>
       </w:pPr>
       <w:r>
-        <w:rPr>
-          <w:lang w:val="es-ES"/>
-        </w:rPr>
         <w:t xml:space="preserve">Los servidores están en VLAN propia</w:t>
       </w:r>
     </w:p>
@@ -495,9 +395,6 @@
         </w:numPr>
       </w:pPr>
       <w:r>
-        <w:rPr>
-          <w:lang w:val="es-ES"/>
-        </w:rPr>
         <w:t xml:space="preserve">IT debe poder acceder a todas las VLANs (administración)</w:t>
       </w:r>
     </w:p>
@@ -510,9 +407,6 @@
         </w:numPr>
       </w:pPr>
       <w:r>
-        <w:rPr>
-          <w:lang w:val="es-ES"/>
-        </w:rPr>
         <w:t xml:space="preserve">Dirección solo accede a su VLAN y a servidores</w:t>
       </w:r>
     </w:p>
@@ -525,9 +419,6 @@
         </w:numPr>
       </w:pPr>
       <w:r>
-        <w:rPr>
-          <w:lang w:val="es-ES"/>
-        </w:rPr>
         <w:t xml:space="preserve">Propón una tabla de VLANs (ID, nombre, puertos)</w:t>
       </w:r>
     </w:p>
@@ -540,9 +431,6 @@
         </w:numPr>
       </w:pPr>
       <w:r>
-        <w:rPr>
-          <w:lang w:val="es-ES"/>
-        </w:rPr>
         <w:t xml:space="preserve">¿Dónde pones el router-on-a-stick? ¿Y si usas switch capa 3?</w:t>
       </w:r>
     </w:p>
@@ -555,9 +443,6 @@
         </w:numPr>
       </w:pPr>
       <w:r>
-        <w:rPr>
-          <w:lang w:val="es-ES"/>
-        </w:rPr>
         <w:t xml:space="preserve">¿Qué VLANs permites en cada trunk?</w:t>
       </w:r>
     </w:p>
@@ -570,9 +455,6 @@
         </w:numPr>
       </w:pPr>
       <w:r>
-        <w:rPr>
-          <w:lang w:val="es-ES"/>
-        </w:rPr>
         <w:t xml:space="preserve">¿Con qué ACLs limitas el acceso de Dirección?</w:t>
       </w:r>
     </w:p>
@@ -583,9 +465,6 @@
         <w:pStyle w:val="Heading2"/>
       </w:pPr>
       <w:r>
-        <w:rPr>
-          <w:lang w:val="es-ES"/>
-        </w:rPr>
         <w:t xml:space="preserve">4. VTP disaster recovery</w:t>
       </w:r>
     </w:p>
@@ -594,9 +473,6 @@
         <w:pStyle w:val="FirstParagraph"/>
       </w:pPr>
       <w:r>
-        <w:rPr>
-          <w:lang w:val="es-ES"/>
-        </w:rPr>
         <w:t xml:space="preserve">Un administrador conecta un switch con VTP server y revision number 500 a una red donde el server actual tiene revision 100. En 2 segundos, todas las VLANs de la red desaparecen.</w:t>
       </w:r>
     </w:p>
@@ -609,9 +485,6 @@
         </w:numPr>
       </w:pPr>
       <w:r>
-        <w:rPr>
-          <w:lang w:val="es-ES"/>
-        </w:rPr>
         <w:t xml:space="preserve">¿Por qué ocurrió?</w:t>
       </w:r>
     </w:p>
@@ -624,9 +497,6 @@
         </w:numPr>
       </w:pPr>
       <w:r>
-        <w:rPr>
-          <w:lang w:val="es-ES"/>
-        </w:rPr>
         <w:t xml:space="preserve">¿Cómo recuperas la red?</w:t>
       </w:r>
     </w:p>
@@ -639,9 +509,6 @@
         </w:numPr>
       </w:pPr>
       <w:r>
-        <w:rPr>
-          <w:lang w:val="es-ES"/>
-        </w:rPr>
         <w:t xml:space="preserve">¿Qué medidas preventivas tomarías para evitar que vuelva a ocurrir?</w:t>
       </w:r>
     </w:p>
@@ -653,20 +520,13 @@
         <w:rPr>
           <w:b/>
           <w:bCs/>
-          <w:lang w:val="es-ES"/>
         </w:rPr>
         <w:t xml:space="preserve">Pista:</w:t>
       </w:r>
       <w:r>
-        <w:rPr>
-          <w:lang w:val="es-ES"/>
-        </w:rPr>
-        <w:t xml:space="preserve"> </w:t>
-      </w:r>
-      <w:r>
-        <w:rPr>
-          <w:lang w:val="es-ES"/>
-        </w:rPr>
+        <w:t xml:space="preserve"> </w:t>
+      </w:r>
+      <w:r>
         <w:t xml:space="preserve">VTP propaga la base de datos del switch con mayor revision number.</w:t>
       </w:r>
     </w:p>
@@ -677,9 +537,6 @@
         <w:pStyle w:val="Heading2"/>
       </w:pPr>
       <w:r>
-        <w:rPr>
-          <w:lang w:val="es-ES"/>
-        </w:rPr>
         <w:t xml:space="preserve">5. Router-on-a-stick: cuello de botella</w:t>
       </w:r>
     </w:p>
@@ -688,9 +545,6 @@
         <w:pStyle w:val="FirstParagraph"/>
       </w:pPr>
       <w:r>
-        <w:rPr>
-          <w:lang w:val="es-ES"/>
-        </w:rPr>
         <w:t xml:space="preserve">Un router-on-a-stick con interfaz FastEthernet (100 Mbps) atiende 4 VLANs. Cada VLAN genera 30 Mbps de tráfico.</w:t>
       </w:r>
     </w:p>
@@ -703,9 +557,6 @@
         </w:numPr>
       </w:pPr>
       <w:r>
-        <w:rPr>
-          <w:lang w:val="es-ES"/>
-        </w:rPr>
         <w:t xml:space="preserve">¿Hay cuello de botella? Calcula el tráfico total.</w:t>
       </w:r>
     </w:p>
@@ -718,9 +569,6 @@
         </w:numPr>
       </w:pPr>
       <w:r>
-        <w:rPr>
-          <w:lang w:val="es-ES"/>
-        </w:rPr>
         <w:t xml:space="preserve">¿Qué alternativa propones si el tráfico crece al doble?</w:t>
       </w:r>
     </w:p>
@@ -733,9 +581,6 @@
         </w:numPr>
       </w:pPr>
       <w:r>
-        <w:rPr>
-          <w:lang w:val="es-ES"/>
-        </w:rPr>
         <w:t xml:space="preserve">¿Cómo cambia el escenario con una interfaz GigabitEthernet?</w:t>
       </w:r>
     </w:p>
@@ -746,9 +591,6 @@
         <w:pStyle w:val="Heading2"/>
       </w:pPr>
       <w:r>
-        <w:rPr>
-          <w:lang w:val="es-ES"/>
-        </w:rPr>
         <w:t xml:space="preserve">6. Seguridad en VLANs</w:t>
       </w:r>
     </w:p>
@@ -757,9 +599,6 @@
         <w:pStyle w:val="FirstParagraph"/>
       </w:pPr>
       <w:r>
-        <w:rPr>
-          <w:lang w:val="es-ES"/>
-        </w:rPr>
         <w:t xml:space="preserve">Enumera 3 riesgos de seguridad específicos de VLANs y cómo mitigarlos:</w:t>
       </w:r>
     </w:p>
@@ -784,9 +623,6 @@
               <w:pStyle w:val="Compact"/>
             </w:pPr>
             <w:r>
-              <w:rPr>
-                <w:lang w:val="es-ES"/>
-              </w:rPr>
               <w:t xml:space="preserve">Riesgo</w:t>
             </w:r>
           </w:p>
@@ -798,9 +634,6 @@
               <w:pStyle w:val="Compact"/>
             </w:pPr>
             <w:r>
-              <w:rPr>
-                <w:lang w:val="es-ES"/>
-              </w:rPr>
               <w:t xml:space="preserve">Mitigación</w:t>
             </w:r>
           </w:p>
@@ -814,9 +647,6 @@
               <w:pStyle w:val="Compact"/>
             </w:pPr>
             <w:r>
-              <w:rPr>
-                <w:lang w:val="es-ES"/>
-              </w:rPr>
               <w:t xml:space="preserve">1.</w:t>
             </w:r>
           </w:p>
@@ -838,9 +668,6 @@
               <w:pStyle w:val="Compact"/>
             </w:pPr>
             <w:r>
-              <w:rPr>
-                <w:lang w:val="es-ES"/>
-              </w:rPr>
               <w:t xml:space="preserve">2.</w:t>
             </w:r>
           </w:p>
@@ -862,9 +689,6 @@
               <w:pStyle w:val="Compact"/>
             </w:pPr>
             <w:r>
-              <w:rPr>
-                <w:lang w:val="es-ES"/>
-              </w:rPr>
               <w:t xml:space="preserve">3.</w:t>
             </w:r>
           </w:p>
@@ -887,20 +711,13 @@
         <w:rPr>
           <w:b/>
           <w:bCs/>
-          <w:lang w:val="es-ES"/>
         </w:rPr>
         <w:t xml:space="preserve">Pista:</w:t>
       </w:r>
       <w:r>
-        <w:rPr>
-          <w:lang w:val="es-ES"/>
-        </w:rPr>
-        <w:t xml:space="preserve"> </w:t>
-      </w:r>
-      <w:r>
-        <w:rPr>
-          <w:lang w:val="es-ES"/>
-        </w:rPr>
+        <w:t xml:space="preserve"> </w:t>
+      </w:r>
+      <w:r>
         <w:t xml:space="preserve">Piensa en DTP, native VLAN, VTP, VLAN hopping, etc.</w:t>
       </w:r>
     </w:p>
@@ -911,9 +728,6 @@
         <w:pStyle w:val="Heading2"/>
       </w:pPr>
       <w:r>
-        <w:rPr>
-          <w:lang w:val="es-ES"/>
-        </w:rPr>
         <w:t xml:space="preserve">7. VLAN hopping y hardening</w:t>
       </w:r>
     </w:p>
@@ -926,35 +740,22 @@
         </w:numPr>
       </w:pPr>
       <w:r>
-        <w:rPr>
-          <w:lang w:val="es-ES"/>
-        </w:rPr>
         <w:t xml:space="preserve">Describe</w:t>
       </w:r>
       <w:r>
-        <w:rPr>
-          <w:lang w:val="es-ES"/>
-        </w:rPr>
         <w:t xml:space="preserve"> </w:t>
       </w:r>
       <w:r>
         <w:rPr>
           <w:b/>
           <w:bCs/>
-          <w:lang w:val="es-ES"/>
         </w:rPr>
         <w:t xml:space="preserve">3 vectores de ataque</w:t>
       </w:r>
       <w:r>
-        <w:rPr>
-          <w:lang w:val="es-ES"/>
-        </w:rPr>
-        <w:t xml:space="preserve"> </w:t>
-      </w:r>
-      <w:r>
-        <w:rPr>
-          <w:lang w:val="es-ES"/>
-        </w:rPr>
+        <w:t xml:space="preserve"> </w:t>
+      </w:r>
+      <w:r>
         <w:t xml:space="preserve">que permiten a un atacante salirse de su VLAN (VLAN hopping), explicando cómo funciona cada uno.</w:t>
       </w:r>
     </w:p>
@@ -967,35 +768,22 @@
         </w:numPr>
       </w:pPr>
       <w:r>
-        <w:rPr>
-          <w:lang w:val="es-ES"/>
-        </w:rPr>
         <w:t xml:space="preserve">Propón</w:t>
       </w:r>
       <w:r>
-        <w:rPr>
-          <w:lang w:val="es-ES"/>
-        </w:rPr>
         <w:t xml:space="preserve"> </w:t>
       </w:r>
       <w:r>
         <w:rPr>
           <w:b/>
           <w:bCs/>
-          <w:lang w:val="es-ES"/>
         </w:rPr>
         <w:t xml:space="preserve">3 mitigaciones concretas</w:t>
       </w:r>
       <w:r>
-        <w:rPr>
-          <w:lang w:val="es-ES"/>
-        </w:rPr>
-        <w:t xml:space="preserve"> </w:t>
-      </w:r>
-      <w:r>
-        <w:rPr>
-          <w:lang w:val="es-ES"/>
-        </w:rPr>
+        <w:t xml:space="preserve"> </w:t>
+      </w:r>
+      <w:r>
         <w:t xml:space="preserve">de hardening con sus comandos.</w:t>
       </w:r>
     </w:p>
@@ -1007,58 +795,37 @@
         <w:rPr>
           <w:b/>
           <w:bCs/>
-          <w:lang w:val="es-ES"/>
         </w:rPr>
         <w:t xml:space="preserve">Pista:</w:t>
       </w:r>
       <w:r>
-        <w:rPr>
-          <w:lang w:val="es-ES"/>
-        </w:rPr>
-        <w:t xml:space="preserve"> </w:t>
-      </w:r>
-      <w:r>
-        <w:rPr>
-          <w:lang w:val="es-ES"/>
-        </w:rPr>
-        <w:t xml:space="preserve">piensa en DTP/negociación de trunks, en el double tagging sobre la native VLAN y en el etiquetado 802.1Q aplicado a tramas que no deberían llevarlo. Las mitigaciones están en el punto 7 de seguridad:</w:t>
-      </w:r>
-      <w:r>
-        <w:rPr>
-          <w:lang w:val="es-ES"/>
-        </w:rPr>
+        <w:t xml:space="preserve"> </w:t>
+      </w:r>
+      <w:r>
+        <w:t xml:space="preserve">piensa en DTP/negociación de trunks, en el double tagging sobre la native VLAN y en el etiquetado 802.1Q aplicado a tramas que no deberían llevarlo. Las mitigaciones están en el punto 6 de seguridad:</w:t>
+      </w:r>
+      <w:r>
         <w:t xml:space="preserve"> </w:t>
       </w:r>
       <w:r>
         <w:rPr>
           <w:rStyle w:val="VerbatimChar"/>
-          <w:lang w:val="es-ES"/>
         </w:rPr>
         <w:t xml:space="preserve">switchport nonegotiate</w:t>
       </w:r>
       <w:r>
-        <w:rPr>
-          <w:lang w:val="es-ES"/>
-        </w:rPr>
         <w:t xml:space="preserve">, native VLAN ≠ 1,</w:t>
       </w:r>
       <w:r>
-        <w:rPr>
-          <w:lang w:val="es-ES"/>
-        </w:rPr>
         <w:t xml:space="preserve"> </w:t>
       </w:r>
       <w:r>
         <w:rPr>
           <w:rStyle w:val="VerbatimChar"/>
-          <w:lang w:val="es-ES"/>
         </w:rPr>
         <w:t xml:space="preserve">allowed vlan</w:t>
       </w:r>
       <w:r>
-        <w:rPr>
-          <w:lang w:val="es-ES"/>
-        </w:rPr>
         <w:t xml:space="preserve">, VTP.</w:t>
       </w:r>
     </w:p>
@@ -1069,9 +836,6 @@
         <w:pStyle w:val="Heading2"/>
       </w:pPr>
       <w:r>
-        <w:rPr>
-          <w:lang w:val="es-ES"/>
-        </w:rPr>
         <w:t xml:space="preserve">8. Inter-VLAN con SVI paso a paso</w:t>
       </w:r>
     </w:p>
@@ -1080,35 +844,22 @@
         <w:pStyle w:val="FirstParagraph"/>
       </w:pPr>
       <w:r>
-        <w:rPr>
-          <w:lang w:val="es-ES"/>
-        </w:rPr>
         <w:t xml:space="preserve">Escribe la configuración completa que necesita un</w:t>
       </w:r>
       <w:r>
-        <w:rPr>
-          <w:lang w:val="es-ES"/>
-        </w:rPr>
         <w:t xml:space="preserve"> </w:t>
       </w:r>
       <w:r>
         <w:rPr>
           <w:b/>
           <w:bCs/>
-          <w:lang w:val="es-ES"/>
         </w:rPr>
         <w:t xml:space="preserve">switch capa 3</w:t>
       </w:r>
       <w:r>
-        <w:rPr>
-          <w:lang w:val="es-ES"/>
-        </w:rPr>
-        <w:t xml:space="preserve"> </w:t>
-      </w:r>
-      <w:r>
-        <w:rPr>
-          <w:lang w:val="es-ES"/>
-        </w:rPr>
+        <w:t xml:space="preserve"> </w:t>
+      </w:r>
+      <w:r>
         <w:t xml:space="preserve">(por ejemplo un 3560) para enrutar entre 3 VLANs (10 Ventas → 192.168.10.0/24, 20 RRHH → 192.168.20.0/24, 30 IT → 192.168.30.0/24), asumiendo que los puertos access ya están asignados.</w:t>
       </w:r>
     </w:p>
@@ -1117,9 +868,6 @@
         <w:pStyle w:val="BodyText"/>
       </w:pPr>
       <w:r>
-        <w:rPr>
-          <w:lang w:val="es-ES"/>
-        </w:rPr>
         <w:t xml:space="preserve">Incluye:</w:t>
       </w:r>
     </w:p>
@@ -1132,9 +880,6 @@
         </w:numPr>
       </w:pPr>
       <w:r>
-        <w:rPr>
-          <w:lang w:val="es-ES"/>
-        </w:rPr>
         <w:t xml:space="preserve">La creación de las VLANs con nombre.</w:t>
       </w:r>
     </w:p>
@@ -1147,9 +892,6 @@
         </w:numPr>
       </w:pPr>
       <w:r>
-        <w:rPr>
-          <w:lang w:val="es-ES"/>
-        </w:rPr>
         <w:t xml:space="preserve">El comando que activa el routing global.</w:t>
       </w:r>
     </w:p>
@@ -1162,28 +904,18 @@
         </w:numPr>
       </w:pPr>
       <w:r>
-        <w:rPr>
-          <w:lang w:val="es-ES"/>
-        </w:rPr>
         <w:t xml:space="preserve">Los tres SVIs con su IP y</w:t>
       </w:r>
       <w:r>
-        <w:rPr>
-          <w:lang w:val="es-ES"/>
-        </w:rPr>
         <w:t xml:space="preserve"> </w:t>
       </w:r>
       <w:r>
         <w:rPr>
           <w:rStyle w:val="VerbatimChar"/>
-          <w:lang w:val="es-ES"/>
         </w:rPr>
         <w:t xml:space="preserve">no shutdown</w:t>
       </w:r>
       <w:r>
-        <w:rPr>
-          <w:lang w:val="es-ES"/>
-        </w:rPr>
         <w:t xml:space="preserve">.</w:t>
       </w:r>
     </w:p>
@@ -1196,9 +928,6 @@
         </w:numPr>
       </w:pPr>
       <w:r>
-        <w:rPr>
-          <w:lang w:val="es-ES"/>
-        </w:rPr>
         <w:t xml:space="preserve">El gateway que debe tener cada PC de cada VLAN.</w:t>
       </w:r>
     </w:p>
@@ -1210,82 +939,231 @@
         <w:rPr>
           <w:b/>
           <w:bCs/>
-          <w:lang w:val="es-ES"/>
         </w:rPr>
         <w:t xml:space="preserve">Pista:</w:t>
       </w:r>
       <w:r>
-        <w:rPr>
-          <w:lang w:val="es-ES"/>
-        </w:rPr>
-        <w:t xml:space="preserve"> </w:t>
-      </w:r>
-      <w:r>
-        <w:rPr>
-          <w:lang w:val="es-ES"/>
-        </w:rPr>
+        <w:t xml:space="preserve"> </w:t>
+      </w:r>
+      <w:r>
         <w:t xml:space="preserve">el orden de los comandos importa: primero</w:t>
       </w:r>
       <w:r>
-        <w:rPr>
-          <w:lang w:val="es-ES"/>
-        </w:rPr>
         <w:t xml:space="preserve"> </w:t>
       </w:r>
       <w:r>
         <w:rPr>
           <w:rStyle w:val="VerbatimChar"/>
-          <w:lang w:val="es-ES"/>
         </w:rPr>
         <w:t xml:space="preserve">ip routing</w:t>
       </w:r>
       <w:r>
-        <w:rPr>
-          <w:lang w:val="es-ES"/>
-        </w:rPr>
         <w:t xml:space="preserve">, después cada</w:t>
       </w:r>
       <w:r>
-        <w:rPr>
-          <w:lang w:val="es-ES"/>
-        </w:rPr>
         <w:t xml:space="preserve"> </w:t>
       </w:r>
       <w:r>
         <w:rPr>
           <w:rStyle w:val="VerbatimChar"/>
-          <w:lang w:val="es-ES"/>
         </w:rPr>
         <w:t xml:space="preserve">interface vlan X</w:t>
       </w:r>
       <w:r>
-        <w:rPr>
-          <w:lang w:val="es-ES"/>
-        </w:rPr>
         <w:t xml:space="preserve">. Sin</w:t>
       </w:r>
       <w:r>
-        <w:rPr>
-          <w:lang w:val="es-ES"/>
-        </w:rPr>
         <w:t xml:space="preserve"> </w:t>
       </w:r>
       <w:r>
         <w:rPr>
           <w:rStyle w:val="VerbatimChar"/>
-          <w:lang w:val="es-ES"/>
         </w:rPr>
         <w:t xml:space="preserve">ip routing</w:t>
       </w:r>
       <w:r>
-        <w:rPr>
-          <w:lang w:val="es-ES"/>
-        </w:rPr>
         <w:t xml:space="preserve">, los SVIs existen pero no enrutan. El gateway de cada VLAN es la IP del SVI de esa VLAN.</w:t>
       </w:r>
     </w:p>
     <w:bookmarkEnd w:id="17"/>
+    <w:bookmarkStart w:id="18" w:name="dhcp-por-vlan-sin-teclear-ips"/>
+    <w:p>
+      <w:pPr>
+        <w:pStyle w:val="Heading2"/>
+      </w:pPr>
+      <w:r>
+        <w:t xml:space="preserve">9. DHCP por VLAN sin teclear IPs</w:t>
+      </w:r>
+    </w:p>
+    <w:p>
+      <w:pPr>
+        <w:pStyle w:val="FirstParagraph"/>
+      </w:pPr>
+      <w:r>
+        <w:t xml:space="preserve">Siguiendo con el escenario del ejercicio 8 (SVIs 192.168.10.1, 192.168.20.1 y 192.168.30.1), la empresa tiene 60 PCs y no quiere configurarles la IP a mano:</w:t>
+      </w:r>
+    </w:p>
+    <w:p>
+      <w:pPr>
+        <w:pStyle w:val="Compact"/>
+        <w:numPr>
+          <w:ilvl w:val="0"/>
+          <w:numId w:val="1011"/>
+        </w:numPr>
+      </w:pPr>
+      <w:r>
+        <w:t xml:space="preserve">Escribe los pools DHCP para las VLANs 10 (Ventas) y 20 (RRHH):</w:t>
+      </w:r>
+      <w:r>
+        <w:t xml:space="preserve"> </w:t>
+      </w:r>
+      <w:r>
+        <w:rPr>
+          <w:rStyle w:val="VerbatimChar"/>
+        </w:rPr>
+        <w:t xml:space="preserve">network</w:t>
+      </w:r>
+      <w:r>
+        <w:t xml:space="preserve">,</w:t>
+      </w:r>
+      <w:r>
+        <w:t xml:space="preserve"> </w:t>
+      </w:r>
+      <w:r>
+        <w:rPr>
+          <w:rStyle w:val="VerbatimChar"/>
+        </w:rPr>
+        <w:t xml:space="preserve">default-router</w:t>
+      </w:r>
+      <w:r>
+        <w:t xml:space="preserve"> </w:t>
+      </w:r>
+      <w:r>
+        <w:t xml:space="preserve">y</w:t>
+      </w:r>
+      <w:r>
+        <w:t xml:space="preserve"> </w:t>
+      </w:r>
+      <w:r>
+        <w:rPr>
+          <w:rStyle w:val="VerbatimChar"/>
+        </w:rPr>
+        <w:t xml:space="preserve">dns-server 8.8.8.8</w:t>
+      </w:r>
+      <w:r>
+        <w:t xml:space="preserve">.</w:t>
+      </w:r>
+    </w:p>
+    <w:p>
+      <w:pPr>
+        <w:pStyle w:val="Compact"/>
+        <w:numPr>
+          <w:ilvl w:val="0"/>
+          <w:numId w:val="1011"/>
+        </w:numPr>
+      </w:pPr>
+      <w:r>
+        <w:t xml:space="preserve">¿Qué rango debes excluir y qué problema evitas con ello?</w:t>
+      </w:r>
+    </w:p>
+    <w:p>
+      <w:pPr>
+        <w:pStyle w:val="Compact"/>
+        <w:numPr>
+          <w:ilvl w:val="0"/>
+          <w:numId w:val="1011"/>
+        </w:numPr>
+      </w:pPr>
+      <w:r>
+        <w:t xml:space="preserve">El servidor DHCP real está en la VLAN 30 (</w:t>
+      </w:r>
+      <w:r>
+        <w:rPr>
+          <w:rStyle w:val="VerbatimChar"/>
+        </w:rPr>
+        <w:t xml:space="preserve">192.168.30.10</w:t>
+      </w:r>
+      <w:r>
+        <w:t xml:space="preserve">). ¿Qué línea añades en las SVIs de las VLANs 10 y 20 y por qué no funciona sin ella?</w:t>
+      </w:r>
+    </w:p>
+    <w:p>
+      <w:pPr>
+        <w:pStyle w:val="Compact"/>
+        <w:numPr>
+          <w:ilvl w:val="0"/>
+          <w:numId w:val="1011"/>
+        </w:numPr>
+      </w:pPr>
+      <w:r>
+        <w:t xml:space="preserve">Un PC de la VLAN 10 se queda en</w:t>
+      </w:r>
+      <w:r>
+        <w:t xml:space="preserve"> </w:t>
+      </w:r>
+      <w:r>
+        <w:rPr>
+          <w:rStyle w:val="VerbatimChar"/>
+        </w:rPr>
+        <w:t xml:space="preserve">169.254.10.50</w:t>
+      </w:r>
+      <w:r>
+        <w:t xml:space="preserve">. Escribe en orden las 3 comprobaciones que harías para encontrar el culpable.</w:t>
+      </w:r>
+    </w:p>
+    <w:p>
+      <w:pPr>
+        <w:pStyle w:val="FirstParagraph"/>
+      </w:pPr>
+      <w:r>
+        <w:rPr>
+          <w:b/>
+          <w:bCs/>
+        </w:rPr>
+        <w:t xml:space="preserve">Pista:</w:t>
+      </w:r>
+      <w:r>
+        <w:t xml:space="preserve"> </w:t>
+      </w:r>
+      <w:r>
+        <w:rPr>
+          <w:rStyle w:val="VerbatimChar"/>
+        </w:rPr>
+        <w:t xml:space="preserve">ip dhcp pool</w:t>
+      </w:r>
+      <w:r>
+        <w:t xml:space="preserve">,</w:t>
+      </w:r>
+      <w:r>
+        <w:t xml:space="preserve"> </w:t>
+      </w:r>
+      <w:r>
+        <w:rPr>
+          <w:rStyle w:val="VerbatimChar"/>
+        </w:rPr>
+        <w:t xml:space="preserve">ip dhcp excluded-address</w:t>
+      </w:r>
+      <w:r>
+        <w:t xml:space="preserve"> </w:t>
+      </w:r>
+      <w:r>
+        <w:t xml:space="preserve">y</w:t>
+      </w:r>
+      <w:r>
+        <w:t xml:space="preserve"> </w:t>
+      </w:r>
+      <w:r>
+        <w:rPr>
+          <w:rStyle w:val="VerbatimChar"/>
+        </w:rPr>
+        <w:t xml:space="preserve">ip helper-address</w:t>
+      </w:r>
+      <w:r>
+        <w:t xml:space="preserve">. Recuerda que el DISCOVER es broadcast y que el broadcast no cruza VLANs.</w:t>
+      </w:r>
+    </w:p>
     <w:bookmarkEnd w:id="18"/>
+    <w:bookmarkEnd w:id="19"/>
     <w:sectPr>
       <w:footnotePr>
         <w:numRestart w:val="eachSect"/>
@@ -1750,6 +1628,36 @@
     </w:lvlOverride>
   </w:num>
   <w:num w:numId="1010">
+    <w:abstractNumId w:val="99721"/>
+    <w:lvlOverride w:ilvl="0">
+      <w:startOverride w:val="1"/>
+    </w:lvlOverride>
+    <w:lvlOverride w:ilvl="1">
+      <w:startOverride w:val="1"/>
+    </w:lvlOverride>
+    <w:lvlOverride w:ilvl="2">
+      <w:startOverride w:val="1"/>
+    </w:lvlOverride>
+    <w:lvlOverride w:ilvl="3">
+      <w:startOverride w:val="1"/>
+    </w:lvlOverride>
+    <w:lvlOverride w:ilvl="4">
+      <w:startOverride w:val="1"/>
+    </w:lvlOverride>
+    <w:lvlOverride w:ilvl="5">
+      <w:startOverride w:val="1"/>
+    </w:lvlOverride>
+    <w:lvlOverride w:ilvl="6">
+      <w:startOverride w:val="1"/>
+    </w:lvlOverride>
+    <w:lvlOverride w:ilvl="7">
+      <w:startOverride w:val="1"/>
+    </w:lvlOverride>
+    <w:lvlOverride w:ilvl="8">
+      <w:startOverride w:val="1"/>
+    </w:lvlOverride>
+  </w:num>
+  <w:num w:numId="1011">
     <w:abstractNumId w:val="99721"/>
     <w:lvlOverride w:ilvl="0">
       <w:startOverride w:val="1"/>

--- a/docx/05-trunking-inter-vlan/boletin-U05-avanzado.docx
+++ b/docx/05-trunking-inter-vlan/boletin-U05-avanzado.docx
@@ -28,23 +28,23 @@
         </w:p>
       </w:sdtContent>
     </w:sdt>
-    <w:bookmarkStart w:id="9" w:name="boletín-ud5-avanzado"/>
+    <w:bookmarkStart w:id="9" w:name="Xf1f77329e857814036711372352e4f06954e66e"/>
     <w:p>
       <w:pPr>
         <w:pStyle w:val="Heading1"/>
       </w:pPr>
       <w:r>
-        <w:t xml:space="preserve">Boletín UD5 — Avanzado</w:t>
+        <w:t xml:space="preserve">Boletín de Trunking e inter-VLAN — Avanzado</w:t>
       </w:r>
     </w:p>
     <w:bookmarkEnd w:id="9"/>
-    <w:bookmarkStart w:id="19" w:name="boletín-ud5-avanzado-1"/>
+    <w:bookmarkStart w:id="19" w:name="X31cc38c6b43985b4c8a6a8de57f6e712a5a43de"/>
     <w:p>
       <w:pPr>
         <w:pStyle w:val="Heading1"/>
       </w:pPr>
       <w:r>
-        <w:t xml:space="preserve">📝 Boletín UD5 — Avanzado</w:t>
+        <w:t xml:space="preserve">📝 Boletín de Trunking e inter-VLAN — Avanzado</w:t>
       </w:r>
     </w:p>
     <w:p>

--- a/docx/05-trunking-inter-vlan/boletin-U05-avanzado.docx
+++ b/docx/05-trunking-inter-vlan/boletin-U05-avanzado.docx
@@ -267,7 +267,7 @@
         <w:rPr>
           <w:rStyle w:val="VerbatimChar"/>
         </w:rPr>
-        <w:t xml:space="preserve">show interface trunk</w:t>
+        <w:t xml:space="preserve">show interfaces trunk</w:t>
       </w:r>
       <w:r>
         <w:t xml:space="preserve"> </w:t>
@@ -740,7 +740,7 @@
         </w:numPr>
       </w:pPr>
       <w:r>
-        <w:t xml:space="preserve">Describe</w:t>
+        <w:t xml:space="preserve">Describe los</w:t>
       </w:r>
       <w:r>
         <w:t xml:space="preserve"> </w:t>
@@ -750,13 +750,13 @@
           <w:b/>
           <w:bCs/>
         </w:rPr>
-        <w:t xml:space="preserve">3 vectores de ataque</w:t>
-      </w:r>
-      <w:r>
-        <w:t xml:space="preserve"> </w:t>
-      </w:r>
-      <w:r>
-        <w:t xml:space="preserve">que permiten a un atacante salirse de su VLAN (VLAN hopping), explicando cómo funciona cada uno.</w:t>
+        <w:t xml:space="preserve">2 vectores de ataque</w:t>
+      </w:r>
+      <w:r>
+        <w:t xml:space="preserve"> </w:t>
+      </w:r>
+      <w:r>
+        <w:t xml:space="preserve">principales que permiten a un atacante salirse de su VLAN (VLAN hopping), explicando cómo funciona cada uno.</w:t>
       </w:r>
     </w:p>
     <w:p>
@@ -802,7 +802,7 @@
         <w:t xml:space="preserve"> </w:t>
       </w:r>
       <w:r>
-        <w:t xml:space="preserve">piensa en DTP/negociación de trunks, en el double tagging sobre la native VLAN y en el etiquetado 802.1Q aplicado a tramas que no deberían llevarlo. Las mitigaciones están en el punto 6 de seguridad:</w:t>
+        <w:t xml:space="preserve">piensa en la negociación de trunks por DTP y en el double tagging sobre la native VLAN. Las mitigaciones están en el punto 6 de seguridad:</w:t>
       </w:r>
       <w:r>
         <w:t xml:space="preserve"> </w:t>
